--- a/cf/jm/u/files/u002.docx
+++ b/cf/jm/u/files/u002.docx
@@ -20,7 +20,7 @@
     </w:p>
     <w:p>
       <w:r>
-        <w:t>請針對每個題目，把答案填在「回答：」後面（越具體越好）；填好後請放回您的部門資料夾即可，不需回信。</w:t>
+        <w:t>這份問卷是想更了解您的實際作業，好把您的 AI 助理做得更貼近需求。第一部分請把答案填在「回答：」後面（越具體越好）；第二部分只是先讓您了解，之後用的時候再一起調整，不用現在填。填好後放回您的部門資料夾即可，不需回信。</w:t>
       </w:r>
     </w:p>
     <w:p>
@@ -32,8 +32,16 @@
       </w:r>
     </w:p>
     <w:p>
+      <w:pPr>
+        <w:pStyle w:val="Heading2"/>
+      </w:pPr>
       <w:r>
-        <w:t>1. 各招募職缺的真實必備條件與加分條件清單為何？可否提供給 Agent 作對照基準？</w:t>
+        <w:t>一、請您提供或確認的事情</w:t>
+      </w:r>
+    </w:p>
+    <w:p>
+      <w:r>
+        <w:t>1. 這個 AI 助手是要幫誰、做哪件事？（幫經理把 104 收到的多份履歷，整理成一張好比較的人才對照表）</w:t>
       </w:r>
     </w:p>
     <w:p>
@@ -43,7 +51,7 @@
     </w:p>
     <w:p>
       <w:r>
-        <w:t>2. 104 履歷下載檔是 PDF、影像還是可貼上的文字？版面是否固定？</w:t>
+        <w:t>2. 資料從哪裡來？（從 104 人力銀行下載的履歷，PDF 或圖片，或直接貼上履歷文字）</w:t>
       </w:r>
     </w:p>
     <w:p>
@@ -53,7 +61,7 @@
     </w:p>
     <w:p>
       <w:r>
-        <w:t>3. 對照表發送給用人主管時，習慣的欄位與排序為何？可否提供樣張？</w:t>
+        <w:t>3. 要 AI 交出什麼？（一張人才資歷對照表 Excel 草稿，發給用人主管快速比較）</w:t>
       </w:r>
     </w:p>
     <w:p>
@@ -63,7 +71,7 @@
     </w:p>
     <w:p>
       <w:r>
-        <w:t>4. 期望待遇的可接受範圍與通勤地點判定原則（如廠區位置）為何？</w:t>
+        <w:t>4. AI 一步步要做什麼？（讀每份履歷→抓學歷、年資、專業技能→跟職務需求條件對照→標出符合和不足的地方→列待補→交人覆核）</w:t>
       </w:r>
     </w:p>
     <w:p>
@@ -73,7 +81,7 @@
     </w:p>
     <w:p>
       <w:r>
-        <w:t>5. 求職者個資去識別化的規範為何？姓名是否需代號化？</w:t>
+        <w:t>5. AI 要對照哪份「標準答案」？（各職缺的職務需求條件表，就是這個職位一定要具備什麼、什麼是加分；跟料號/BOM 無關）</w:t>
       </w:r>
     </w:p>
     <w:p>
@@ -83,12 +91,45 @@
     </w:p>
     <w:p>
       <w:r>
-        <w:t>6. 同一職缺常會比較幾份履歷？是否需要在對照表中做橫向排序或評分？</w:t>
+        <w:t>6. 有哪些界線 AI 不能踩？（不能替主管決定錄取誰、履歷沒寫的不能亂猜、個資要去識別化，只做整理對照）</w:t>
       </w:r>
     </w:p>
     <w:p>
       <w:r>
         <w:t>回答：</w:t>
+      </w:r>
+    </w:p>
+    <w:p>
+      <w:pPr>
+        <w:pStyle w:val="Heading2"/>
+      </w:pPr>
+      <w:r>
+        <w:t>二、要用了之後、跟 AI 一起調整的事情（先了解即可，不用現在填）</w:t>
+      </w:r>
+    </w:p>
+    <w:p>
+      <w:r>
+        <w:t>• 第一次先丟幾份真履歷對某個職缺試跑，看它抓的技能、年資準不準，抓錯就把該職缺的必備條件寫更清楚</w:t>
+      </w:r>
+    </w:p>
+    <w:p>
+      <w:r>
+        <w:t>• 如果它把「符合度」判得太寬鬆或太嚴，告訴它你心中的標準（例如年資幾年才算符合），它會照你調</w:t>
+      </w:r>
+    </w:p>
+    <w:p>
+      <w:r>
+        <w:t>• 各職缺的必備、加分條件之後有變，記得更新，AI 才會用最新的條件去對照</w:t>
+      </w:r>
+    </w:p>
+    <w:p>
+      <w:r>
+        <w:t>• 提醒它履歷沒寫的欄位一律標待補、不要幫應徵者腦補經歷，這條要一直守住</w:t>
+      </w:r>
+    </w:p>
+    <w:p>
+      <w:r>
+        <w:t>• 用一段時間後把它常看漏的關鍵字（例如某種航太品質認證）補進條件表，比對會更到位</w:t>
       </w:r>
     </w:p>
     <w:p/>
@@ -101,8 +142,16 @@
       </w:r>
     </w:p>
     <w:p>
+      <w:pPr>
+        <w:pStyle w:val="Heading2"/>
+      </w:pPr>
       <w:r>
-        <w:t>1. 飛騰下載底稿的真實欄位有哪些？可否提供去識別化匯出檔？</w:t>
+        <w:t>一、請您提供或確認的事情</w:t>
+      </w:r>
+    </w:p>
+    <w:p>
+      <w:r>
+        <w:t>1. 這個 AI 助手是要幫誰、做哪件事？（幫經理把飛騰系統的考勤人員資料，算成每月工時、加班、人員流動、年齡性別年資分布的分析）</w:t>
       </w:r>
     </w:p>
     <w:p>
@@ -112,7 +161,7 @@
     </w:p>
     <w:p>
       <w:r>
-        <w:t>2. 流動率與留任率的公司認定基準為何？期初如何定義、是否含試用期離職？</w:t>
+        <w:t>2. 資料從哪裡來？（從飛騰系統下載的考勤和人員底稿 Excel，貼給 AI 或放進知識庫）</w:t>
       </w:r>
     </w:p>
     <w:p>
@@ -122,7 +171,7 @@
     </w:p>
     <w:p>
       <w:r>
-        <w:t>3. 加班異常與流動率異常的判定門檻為何？人均加班達全廠幾倍要示警？</w:t>
+        <w:t>3. 要 AI 交出什麼？（幾張分析表草稿：工時分析、加班分析、人員流動分析、組織分布，發給主管看）</w:t>
       </w:r>
     </w:p>
     <w:p>
@@ -132,7 +181,7 @@
     </w:p>
     <w:p>
       <w:r>
-        <w:t>4. 部門編制與職類分類清單為何？供分組比較用</w:t>
+        <w:t>4. AI 一步步要做什麼？（讀底稿→算工時和加班→算到職離職、流動率、留任率→算年齡性別年資分布→標異常→交人覆核）</w:t>
       </w:r>
     </w:p>
     <w:p>
@@ -142,7 +191,7 @@
     </w:p>
     <w:p>
       <w:r>
-        <w:t>5. 每月工時／加班／流動／分布分析報表發送主管的固定版型為何？</w:t>
+        <w:t>5. 有些名詞怎麼定義要先講清楚（流動率、留任率怎麼算，期初怎麼認定、要不要含試用期離職，這些請公司先定）</w:t>
       </w:r>
     </w:p>
     <w:p>
@@ -152,12 +201,45 @@
     </w:p>
     <w:p>
       <w:r>
-        <w:t>6. 年齡與年資的級距如何劃分？是否有公司慣用的分組區間？</w:t>
+        <w:t>6. 有哪些界線 AI 不能踩？（不能為了報表好看去改離職人數、資料沒有的不能亂算，只做分析草稿）</w:t>
       </w:r>
     </w:p>
     <w:p>
       <w:r>
         <w:t>回答：</w:t>
+      </w:r>
+    </w:p>
+    <w:p>
+      <w:pPr>
+        <w:pStyle w:val="Heading2"/>
+      </w:pPr>
+      <w:r>
+        <w:t>二、要用了之後、跟 AI 一起調整的事情（先了解即可，不用現在填）</w:t>
+      </w:r>
+    </w:p>
+    <w:p>
+      <w:r>
+        <w:t>• 第一次先給一組含到職離職日的名冊試跑，核對它算的流動率、留任率跟你手算的一不一樣，不一樣就檢查公式定義</w:t>
+      </w:r>
+    </w:p>
+    <w:p>
+      <w:r>
+        <w:t>• 把「加班多高算偏高」「流動率多少算異常」這些門檻告訴它，之後覺得標得太敏感可以再放寬</w:t>
+      </w:r>
+    </w:p>
+    <w:p>
+      <w:r>
+        <w:t>• 流動率、留任率的算法或期初認定之後有調整，記得更新公式說明，它才會照新定義算</w:t>
+      </w:r>
+    </w:p>
+    <w:p>
+      <w:r>
+        <w:t>• 如果它把某個部門的正常加班（例如旺季趕工）誤標成異常，把這種季節性因素說給它聽</w:t>
+      </w:r>
+    </w:p>
+    <w:p>
+      <w:r>
+        <w:t>• 用一陣子後把主管想看的欄位、排序方式固定下來寫進提示詞，每次產出就更省事</w:t>
       </w:r>
     </w:p>
     <w:p/>
